--- a/dokumentacja.docx
+++ b/dokumentacja.docx
@@ -1,6 +1,6 @@
 
 <file path=word/document.xml><?xml version="1.0" encoding="utf-8"?>
-<w:document xmlns:ve="http://schemas.openxmlformats.org/markup-compatibility/2006" xmlns:o="urn:schemas-microsoft-com:office:office" xmlns:r="http://schemas.openxmlformats.org/officeDocument/2006/relationships" xmlns:m="http://schemas.openxmlformats.org/officeDocument/2006/math" xmlns:v="urn:schemas-microsoft-com:vml" xmlns:wp="http://schemas.openxmlformats.org/drawingml/2006/wordprocessingDrawing" xmlns:w10="urn:schemas-microsoft-com:office:word" xmlns:w="http://schemas.openxmlformats.org/wordprocessingml/2006/main" xmlns:wne="http://schemas.microsoft.com/office/word/2006/wordml">
+<w:document xmlns:wpc="http://schemas.microsoft.com/office/word/2010/wordprocessingCanvas" xmlns:mc="http://schemas.openxmlformats.org/markup-compatibility/2006" xmlns:o="urn:schemas-microsoft-com:office:office" xmlns:r="http://schemas.openxmlformats.org/officeDocument/2006/relationships" xmlns:m="http://schemas.openxmlformats.org/officeDocument/2006/math" xmlns:v="urn:schemas-microsoft-com:vml" xmlns:wp14="http://schemas.microsoft.com/office/word/2010/wordprocessingDrawing" xmlns:wp="http://schemas.openxmlformats.org/drawingml/2006/wordprocessingDrawing" xmlns:w10="urn:schemas-microsoft-com:office:word" xmlns:w="http://schemas.openxmlformats.org/wordprocessingml/2006/main" xmlns:w14="http://schemas.microsoft.com/office/word/2010/wordml" xmlns:wpg="http://schemas.microsoft.com/office/word/2010/wordprocessingGroup" xmlns:wpi="http://schemas.microsoft.com/office/word/2010/wordprocessingInk" xmlns:wne="http://schemas.microsoft.com/office/word/2006/wordml" xmlns:wps="http://schemas.microsoft.com/office/word/2010/wordprocessingShape" mc:Ignorable="w14 wp14">
   <w:body>
     <w:p>
       <w:r>
@@ -8,9 +8,21 @@
       </w:r>
     </w:p>
     <w:p>
+      <w:proofErr w:type="spellStart"/>
       <w:r>
-        <w:t>Zalozenia projektu:</w:t>
+        <w:t>Zalozenia</w:t>
       </w:r>
+      <w:proofErr w:type="spellEnd"/>
+      <w:r>
+        <w:t xml:space="preserve"> projektu:</w:t>
+      </w:r>
+    </w:p>
+    <w:p>
+      <w:r>
+        <w:t>Gra typu dinozaura google</w:t>
+      </w:r>
+      <w:bookmarkStart w:id="0" w:name="_GoBack"/>
+      <w:bookmarkEnd w:id="0"/>
     </w:p>
     <w:sectPr>
       <w:pgSz w:w="11906" w:h="16838"/>
@@ -23,7 +35,7 @@
 </file>
 
 <file path=word/styles.xml><?xml version="1.0" encoding="utf-8"?>
-<w:styles xmlns:r="http://schemas.openxmlformats.org/officeDocument/2006/relationships" xmlns:w="http://schemas.openxmlformats.org/wordprocessingml/2006/main">
+<w:styles xmlns:mc="http://schemas.openxmlformats.org/markup-compatibility/2006" xmlns:r="http://schemas.openxmlformats.org/officeDocument/2006/relationships" xmlns:w="http://schemas.openxmlformats.org/wordprocessingml/2006/main" xmlns:w14="http://schemas.microsoft.com/office/word/2010/wordml" mc:Ignorable="w14">
   <w:docDefaults>
     <w:rPrDefault>
       <w:rPr>
@@ -193,7 +205,196 @@
     <w:uiPriority w:val="99"/>
     <w:semiHidden/>
     <w:unhideWhenUsed/>
+    <w:tblPr>
+      <w:tblInd w:w="0" w:type="dxa"/>
+      <w:tblCellMar>
+        <w:top w:w="0" w:type="dxa"/>
+        <w:left w:w="108" w:type="dxa"/>
+        <w:bottom w:w="0" w:type="dxa"/>
+        <w:right w:w="108" w:type="dxa"/>
+      </w:tblCellMar>
+    </w:tblPr>
+  </w:style>
+  <w:style w:type="numbering" w:default="1" w:styleId="Bezlisty">
+    <w:name w:val="No List"/>
+    <w:uiPriority w:val="99"/>
+    <w:semiHidden/>
+    <w:unhideWhenUsed/>
+  </w:style>
+</w:styles>
+</file>
+
+<file path=word/stylesWithEffects.xml><?xml version="1.0" encoding="utf-8"?>
+<w:styles xmlns:wpc="http://schemas.microsoft.com/office/word/2010/wordprocessingCanvas" xmlns:mc="http://schemas.openxmlformats.org/markup-compatibility/2006" xmlns:o="urn:schemas-microsoft-com:office:office" xmlns:r="http://schemas.openxmlformats.org/officeDocument/2006/relationships" xmlns:m="http://schemas.openxmlformats.org/officeDocument/2006/math" xmlns:v="urn:schemas-microsoft-com:vml" xmlns:wp14="http://schemas.microsoft.com/office/word/2010/wordprocessingDrawing" xmlns:wp="http://schemas.openxmlformats.org/drawingml/2006/wordprocessingDrawing" xmlns:w10="urn:schemas-microsoft-com:office:word" xmlns:w="http://schemas.openxmlformats.org/wordprocessingml/2006/main" xmlns:w14="http://schemas.microsoft.com/office/word/2010/wordml" xmlns:wpg="http://schemas.microsoft.com/office/word/2010/wordprocessingGroup" xmlns:wpi="http://schemas.microsoft.com/office/word/2010/wordprocessingInk" xmlns:wne="http://schemas.microsoft.com/office/word/2006/wordml" xmlns:wps="http://schemas.microsoft.com/office/word/2010/wordprocessingShape" mc:Ignorable="w14 wp14">
+  <w:docDefaults>
+    <w:rPrDefault>
+      <w:rPr>
+        <w:rFonts w:asciiTheme="minorHAnsi" w:eastAsiaTheme="minorEastAsia" w:hAnsiTheme="minorHAnsi" w:cstheme="minorBidi"/>
+        <w:sz w:val="22"/>
+        <w:szCs w:val="22"/>
+        <w:lang w:val="pl-PL" w:eastAsia="pl-PL" w:bidi="ar-SA"/>
+      </w:rPr>
+    </w:rPrDefault>
+    <w:pPrDefault>
+      <w:pPr>
+        <w:spacing w:after="200" w:line="276" w:lineRule="auto"/>
+      </w:pPr>
+    </w:pPrDefault>
+  </w:docDefaults>
+  <w:latentStyles w:defLockedState="0" w:defUIPriority="99" w:defSemiHidden="1" w:defUnhideWhenUsed="1" w:defQFormat="0" w:count="267">
+    <w:lsdException w:name="Normal" w:semiHidden="0" w:uiPriority="0" w:unhideWhenUsed="0" w:qFormat="1"/>
+    <w:lsdException w:name="heading 1" w:semiHidden="0" w:uiPriority="9" w:unhideWhenUsed="0" w:qFormat="1"/>
+    <w:lsdException w:name="heading 2" w:uiPriority="9" w:qFormat="1"/>
+    <w:lsdException w:name="heading 3" w:uiPriority="9" w:qFormat="1"/>
+    <w:lsdException w:name="heading 4" w:uiPriority="9" w:qFormat="1"/>
+    <w:lsdException w:name="heading 5" w:uiPriority="9" w:qFormat="1"/>
+    <w:lsdException w:name="heading 6" w:uiPriority="9" w:qFormat="1"/>
+    <w:lsdException w:name="heading 7" w:uiPriority="9" w:qFormat="1"/>
+    <w:lsdException w:name="heading 8" w:uiPriority="9" w:qFormat="1"/>
+    <w:lsdException w:name="heading 9" w:uiPriority="9" w:qFormat="1"/>
+    <w:lsdException w:name="toc 1" w:uiPriority="39"/>
+    <w:lsdException w:name="toc 2" w:uiPriority="39"/>
+    <w:lsdException w:name="toc 3" w:uiPriority="39"/>
+    <w:lsdException w:name="toc 4" w:uiPriority="39"/>
+    <w:lsdException w:name="toc 5" w:uiPriority="39"/>
+    <w:lsdException w:name="toc 6" w:uiPriority="39"/>
+    <w:lsdException w:name="toc 7" w:uiPriority="39"/>
+    <w:lsdException w:name="toc 8" w:uiPriority="39"/>
+    <w:lsdException w:name="toc 9" w:uiPriority="39"/>
+    <w:lsdException w:name="caption" w:uiPriority="35" w:qFormat="1"/>
+    <w:lsdException w:name="Title" w:semiHidden="0" w:uiPriority="10" w:unhideWhenUsed="0" w:qFormat="1"/>
+    <w:lsdException w:name="Default Paragraph Font" w:uiPriority="1"/>
+    <w:lsdException w:name="Subtitle" w:semiHidden="0" w:uiPriority="11" w:unhideWhenUsed="0" w:qFormat="1"/>
+    <w:lsdException w:name="Strong" w:semiHidden="0" w:uiPriority="22" w:unhideWhenUsed="0" w:qFormat="1"/>
+    <w:lsdException w:name="Emphasis" w:semiHidden="0" w:uiPriority="20" w:unhideWhenUsed="0" w:qFormat="1"/>
+    <w:lsdException w:name="Table Grid" w:semiHidden="0" w:uiPriority="59" w:unhideWhenUsed="0"/>
+    <w:lsdException w:name="Placeholder Text" w:unhideWhenUsed="0"/>
+    <w:lsdException w:name="No Spacing" w:semiHidden="0" w:uiPriority="1" w:unhideWhenUsed="0" w:qFormat="1"/>
+    <w:lsdException w:name="Light Shading" w:semiHidden="0" w:uiPriority="60" w:unhideWhenUsed="0"/>
+    <w:lsdException w:name="Light List" w:semiHidden="0" w:uiPriority="61" w:unhideWhenUsed="0"/>
+    <w:lsdException w:name="Light Grid" w:semiHidden="0" w:uiPriority="62" w:unhideWhenUsed="0"/>
+    <w:lsdException w:name="Medium Shading 1" w:semiHidden="0" w:uiPriority="63" w:unhideWhenUsed="0"/>
+    <w:lsdException w:name="Medium Shading 2" w:semiHidden="0" w:uiPriority="64" w:unhideWhenUsed="0"/>
+    <w:lsdException w:name="Medium List 1" w:semiHidden="0" w:uiPriority="65" w:unhideWhenUsed="0"/>
+    <w:lsdException w:name="Medium List 2" w:semiHidden="0" w:uiPriority="66" w:unhideWhenUsed="0"/>
+    <w:lsdException w:name="Medium Grid 1" w:semiHidden="0" w:uiPriority="67" w:unhideWhenUsed="0"/>
+    <w:lsdException w:name="Medium Grid 2" w:semiHidden="0" w:uiPriority="68" w:unhideWhenUsed="0"/>
+    <w:lsdException w:name="Medium Grid 3" w:semiHidden="0" w:uiPriority="69" w:unhideWhenUsed="0"/>
+    <w:lsdException w:name="Dark List" w:semiHidden="0" w:uiPriority="70" w:unhideWhenUsed="0"/>
+    <w:lsdException w:name="Colorful Shading" w:semiHidden="0" w:uiPriority="71" w:unhideWhenUsed="0"/>
+    <w:lsdException w:name="Colorful List" w:semiHidden="0" w:uiPriority="72" w:unhideWhenUsed="0"/>
+    <w:lsdException w:name="Colorful Grid" w:semiHidden="0" w:uiPriority="73" w:unhideWhenUsed="0"/>
+    <w:lsdException w:name="Light Shading Accent 1" w:semiHidden="0" w:uiPriority="60" w:unhideWhenUsed="0"/>
+    <w:lsdException w:name="Light List Accent 1" w:semiHidden="0" w:uiPriority="61" w:unhideWhenUsed="0"/>
+    <w:lsdException w:name="Light Grid Accent 1" w:semiHidden="0" w:uiPriority="62" w:unhideWhenUsed="0"/>
+    <w:lsdException w:name="Medium Shading 1 Accent 1" w:semiHidden="0" w:uiPriority="63" w:unhideWhenUsed="0"/>
+    <w:lsdException w:name="Medium Shading 2 Accent 1" w:semiHidden="0" w:uiPriority="64" w:unhideWhenUsed="0"/>
+    <w:lsdException w:name="Medium List 1 Accent 1" w:semiHidden="0" w:uiPriority="65" w:unhideWhenUsed="0"/>
+    <w:lsdException w:name="Revision" w:unhideWhenUsed="0"/>
+    <w:lsdException w:name="List Paragraph" w:semiHidden="0" w:uiPriority="34" w:unhideWhenUsed="0" w:qFormat="1"/>
+    <w:lsdException w:name="Quote" w:semiHidden="0" w:uiPriority="29" w:unhideWhenUsed="0" w:qFormat="1"/>
+    <w:lsdException w:name="Intense Quote" w:semiHidden="0" w:uiPriority="30" w:unhideWhenUsed="0" w:qFormat="1"/>
+    <w:lsdException w:name="Medium List 2 Accent 1" w:semiHidden="0" w:uiPriority="66" w:unhideWhenUsed="0"/>
+    <w:lsdException w:name="Medium Grid 1 Accent 1" w:semiHidden="0" w:uiPriority="67" w:unhideWhenUsed="0"/>
+    <w:lsdException w:name="Medium Grid 2 Accent 1" w:semiHidden="0" w:uiPriority="68" w:unhideWhenUsed="0"/>
+    <w:lsdException w:name="Medium Grid 3 Accent 1" w:semiHidden="0" w:uiPriority="69" w:unhideWhenUsed="0"/>
+    <w:lsdException w:name="Dark List Accent 1" w:semiHidden="0" w:uiPriority="70" w:unhideWhenUsed="0"/>
+    <w:lsdException w:name="Colorful Shading Accent 1" w:semiHidden="0" w:uiPriority="71" w:unhideWhenUsed="0"/>
+    <w:lsdException w:name="Colorful List Accent 1" w:semiHidden="0" w:uiPriority="72" w:unhideWhenUsed="0"/>
+    <w:lsdException w:name="Colorful Grid Accent 1" w:semiHidden="0" w:uiPriority="73" w:unhideWhenUsed="0"/>
+    <w:lsdException w:name="Light Shading Accent 2" w:semiHidden="0" w:uiPriority="60" w:unhideWhenUsed="0"/>
+    <w:lsdException w:name="Light List Accent 2" w:semiHidden="0" w:uiPriority="61" w:unhideWhenUsed="0"/>
+    <w:lsdException w:name="Light Grid Accent 2" w:semiHidden="0" w:uiPriority="62" w:unhideWhenUsed="0"/>
+    <w:lsdException w:name="Medium Shading 1 Accent 2" w:semiHidden="0" w:uiPriority="63" w:unhideWhenUsed="0"/>
+    <w:lsdException w:name="Medium Shading 2 Accent 2" w:semiHidden="0" w:uiPriority="64" w:unhideWhenUsed="0"/>
+    <w:lsdException w:name="Medium List 1 Accent 2" w:semiHidden="0" w:uiPriority="65" w:unhideWhenUsed="0"/>
+    <w:lsdException w:name="Medium List 2 Accent 2" w:semiHidden="0" w:uiPriority="66" w:unhideWhenUsed="0"/>
+    <w:lsdException w:name="Medium Grid 1 Accent 2" w:semiHidden="0" w:uiPriority="67" w:unhideWhenUsed="0"/>
+    <w:lsdException w:name="Medium Grid 2 Accent 2" w:semiHidden="0" w:uiPriority="68" w:unhideWhenUsed="0"/>
+    <w:lsdException w:name="Medium Grid 3 Accent 2" w:semiHidden="0" w:uiPriority="69" w:unhideWhenUsed="0"/>
+    <w:lsdException w:name="Dark List Accent 2" w:semiHidden="0" w:uiPriority="70" w:unhideWhenUsed="0"/>
+    <w:lsdException w:name="Colorful Shading Accent 2" w:semiHidden="0" w:uiPriority="71" w:unhideWhenUsed="0"/>
+    <w:lsdException w:name="Colorful List Accent 2" w:semiHidden="0" w:uiPriority="72" w:unhideWhenUsed="0"/>
+    <w:lsdException w:name="Colorful Grid Accent 2" w:semiHidden="0" w:uiPriority="73" w:unhideWhenUsed="0"/>
+    <w:lsdException w:name="Light Shading Accent 3" w:semiHidden="0" w:uiPriority="60" w:unhideWhenUsed="0"/>
+    <w:lsdException w:name="Light List Accent 3" w:semiHidden="0" w:uiPriority="61" w:unhideWhenUsed="0"/>
+    <w:lsdException w:name="Light Grid Accent 3" w:semiHidden="0" w:uiPriority="62" w:unhideWhenUsed="0"/>
+    <w:lsdException w:name="Medium Shading 1 Accent 3" w:semiHidden="0" w:uiPriority="63" w:unhideWhenUsed="0"/>
+    <w:lsdException w:name="Medium Shading 2 Accent 3" w:semiHidden="0" w:uiPriority="64" w:unhideWhenUsed="0"/>
+    <w:lsdException w:name="Medium List 1 Accent 3" w:semiHidden="0" w:uiPriority="65" w:unhideWhenUsed="0"/>
+    <w:lsdException w:name="Medium List 2 Accent 3" w:semiHidden="0" w:uiPriority="66" w:unhideWhenUsed="0"/>
+    <w:lsdException w:name="Medium Grid 1 Accent 3" w:semiHidden="0" w:uiPriority="67" w:unhideWhenUsed="0"/>
+    <w:lsdException w:name="Medium Grid 2 Accent 3" w:semiHidden="0" w:uiPriority="68" w:unhideWhenUsed="0"/>
+    <w:lsdException w:name="Medium Grid 3 Accent 3" w:semiHidden="0" w:uiPriority="69" w:unhideWhenUsed="0"/>
+    <w:lsdException w:name="Dark List Accent 3" w:semiHidden="0" w:uiPriority="70" w:unhideWhenUsed="0"/>
+    <w:lsdException w:name="Colorful Shading Accent 3" w:semiHidden="0" w:uiPriority="71" w:unhideWhenUsed="0"/>
+    <w:lsdException w:name="Colorful List Accent 3" w:semiHidden="0" w:uiPriority="72" w:unhideWhenUsed="0"/>
+    <w:lsdException w:name="Colorful Grid Accent 3" w:semiHidden="0" w:uiPriority="73" w:unhideWhenUsed="0"/>
+    <w:lsdException w:name="Light Shading Accent 4" w:semiHidden="0" w:uiPriority="60" w:unhideWhenUsed="0"/>
+    <w:lsdException w:name="Light List Accent 4" w:semiHidden="0" w:uiPriority="61" w:unhideWhenUsed="0"/>
+    <w:lsdException w:name="Light Grid Accent 4" w:semiHidden="0" w:uiPriority="62" w:unhideWhenUsed="0"/>
+    <w:lsdException w:name="Medium Shading 1 Accent 4" w:semiHidden="0" w:uiPriority="63" w:unhideWhenUsed="0"/>
+    <w:lsdException w:name="Medium Shading 2 Accent 4" w:semiHidden="0" w:uiPriority="64" w:unhideWhenUsed="0"/>
+    <w:lsdException w:name="Medium List 1 Accent 4" w:semiHidden="0" w:uiPriority="65" w:unhideWhenUsed="0"/>
+    <w:lsdException w:name="Medium List 2 Accent 4" w:semiHidden="0" w:uiPriority="66" w:unhideWhenUsed="0"/>
+    <w:lsdException w:name="Medium Grid 1 Accent 4" w:semiHidden="0" w:uiPriority="67" w:unhideWhenUsed="0"/>
+    <w:lsdException w:name="Medium Grid 2 Accent 4" w:semiHidden="0" w:uiPriority="68" w:unhideWhenUsed="0"/>
+    <w:lsdException w:name="Medium Grid 3 Accent 4" w:semiHidden="0" w:uiPriority="69" w:unhideWhenUsed="0"/>
+    <w:lsdException w:name="Dark List Accent 4" w:semiHidden="0" w:uiPriority="70" w:unhideWhenUsed="0"/>
+    <w:lsdException w:name="Colorful Shading Accent 4" w:semiHidden="0" w:uiPriority="71" w:unhideWhenUsed="0"/>
+    <w:lsdException w:name="Colorful List Accent 4" w:semiHidden="0" w:uiPriority="72" w:unhideWhenUsed="0"/>
+    <w:lsdException w:name="Colorful Grid Accent 4" w:semiHidden="0" w:uiPriority="73" w:unhideWhenUsed="0"/>
+    <w:lsdException w:name="Light Shading Accent 5" w:semiHidden="0" w:uiPriority="60" w:unhideWhenUsed="0"/>
+    <w:lsdException w:name="Light List Accent 5" w:semiHidden="0" w:uiPriority="61" w:unhideWhenUsed="0"/>
+    <w:lsdException w:name="Light Grid Accent 5" w:semiHidden="0" w:uiPriority="62" w:unhideWhenUsed="0"/>
+    <w:lsdException w:name="Medium Shading 1 Accent 5" w:semiHidden="0" w:uiPriority="63" w:unhideWhenUsed="0"/>
+    <w:lsdException w:name="Medium Shading 2 Accent 5" w:semiHidden="0" w:uiPriority="64" w:unhideWhenUsed="0"/>
+    <w:lsdException w:name="Medium List 1 Accent 5" w:semiHidden="0" w:uiPriority="65" w:unhideWhenUsed="0"/>
+    <w:lsdException w:name="Medium List 2 Accent 5" w:semiHidden="0" w:uiPriority="66" w:unhideWhenUsed="0"/>
+    <w:lsdException w:name="Medium Grid 1 Accent 5" w:semiHidden="0" w:uiPriority="67" w:unhideWhenUsed="0"/>
+    <w:lsdException w:name="Medium Grid 2 Accent 5" w:semiHidden="0" w:uiPriority="68" w:unhideWhenUsed="0"/>
+    <w:lsdException w:name="Medium Grid 3 Accent 5" w:semiHidden="0" w:uiPriority="69" w:unhideWhenUsed="0"/>
+    <w:lsdException w:name="Dark List Accent 5" w:semiHidden="0" w:uiPriority="70" w:unhideWhenUsed="0"/>
+    <w:lsdException w:name="Colorful Shading Accent 5" w:semiHidden="0" w:uiPriority="71" w:unhideWhenUsed="0"/>
+    <w:lsdException w:name="Colorful List Accent 5" w:semiHidden="0" w:uiPriority="72" w:unhideWhenUsed="0"/>
+    <w:lsdException w:name="Colorful Grid Accent 5" w:semiHidden="0" w:uiPriority="73" w:unhideWhenUsed="0"/>
+    <w:lsdException w:name="Light Shading Accent 6" w:semiHidden="0" w:uiPriority="60" w:unhideWhenUsed="0"/>
+    <w:lsdException w:name="Light List Accent 6" w:semiHidden="0" w:uiPriority="61" w:unhideWhenUsed="0"/>
+    <w:lsdException w:name="Light Grid Accent 6" w:semiHidden="0" w:uiPriority="62" w:unhideWhenUsed="0"/>
+    <w:lsdException w:name="Medium Shading 1 Accent 6" w:semiHidden="0" w:uiPriority="63" w:unhideWhenUsed="0"/>
+    <w:lsdException w:name="Medium Shading 2 Accent 6" w:semiHidden="0" w:uiPriority="64" w:unhideWhenUsed="0"/>
+    <w:lsdException w:name="Medium List 1 Accent 6" w:semiHidden="0" w:uiPriority="65" w:unhideWhenUsed="0"/>
+    <w:lsdException w:name="Medium List 2 Accent 6" w:semiHidden="0" w:uiPriority="66" w:unhideWhenUsed="0"/>
+    <w:lsdException w:name="Medium Grid 1 Accent 6" w:semiHidden="0" w:uiPriority="67" w:unhideWhenUsed="0"/>
+    <w:lsdException w:name="Medium Grid 2 Accent 6" w:semiHidden="0" w:uiPriority="68" w:unhideWhenUsed="0"/>
+    <w:lsdException w:name="Medium Grid 3 Accent 6" w:semiHidden="0" w:uiPriority="69" w:unhideWhenUsed="0"/>
+    <w:lsdException w:name="Dark List Accent 6" w:semiHidden="0" w:uiPriority="70" w:unhideWhenUsed="0"/>
+    <w:lsdException w:name="Colorful Shading Accent 6" w:semiHidden="0" w:uiPriority="71" w:unhideWhenUsed="0"/>
+    <w:lsdException w:name="Colorful List Accent 6" w:semiHidden="0" w:uiPriority="72" w:unhideWhenUsed="0"/>
+    <w:lsdException w:name="Colorful Grid Accent 6" w:semiHidden="0" w:uiPriority="73" w:unhideWhenUsed="0"/>
+    <w:lsdException w:name="Subtle Emphasis" w:semiHidden="0" w:uiPriority="19" w:unhideWhenUsed="0" w:qFormat="1"/>
+    <w:lsdException w:name="Intense Emphasis" w:semiHidden="0" w:uiPriority="21" w:unhideWhenUsed="0" w:qFormat="1"/>
+    <w:lsdException w:name="Subtle Reference" w:semiHidden="0" w:uiPriority="31" w:unhideWhenUsed="0" w:qFormat="1"/>
+    <w:lsdException w:name="Intense Reference" w:semiHidden="0" w:uiPriority="32" w:unhideWhenUsed="0" w:qFormat="1"/>
+    <w:lsdException w:name="Book Title" w:semiHidden="0" w:uiPriority="33" w:unhideWhenUsed="0" w:qFormat="1"/>
+    <w:lsdException w:name="Bibliography" w:uiPriority="37"/>
+    <w:lsdException w:name="TOC Heading" w:uiPriority="39" w:qFormat="1"/>
+  </w:latentStyles>
+  <w:style w:type="paragraph" w:default="1" w:styleId="Normalny">
+    <w:name w:val="Normal"/>
     <w:qFormat/>
+  </w:style>
+  <w:style w:type="character" w:default="1" w:styleId="Domylnaczcionkaakapitu">
+    <w:name w:val="Default Paragraph Font"/>
+    <w:uiPriority w:val="1"/>
+    <w:semiHidden/>
+    <w:unhideWhenUsed/>
+  </w:style>
+  <w:style w:type="table" w:default="1" w:styleId="Standardowy">
+    <w:name w:val="Normal Table"/>
+    <w:uiPriority w:val="99"/>
+    <w:semiHidden/>
+    <w:unhideWhenUsed/>
     <w:tblPr>
       <w:tblInd w:w="0" w:type="dxa"/>
       <w:tblCellMar>

--- a/dokumentacja.docx
+++ b/dokumentacja.docx
@@ -19,11 +19,157 @@
     </w:p>
     <w:p>
       <w:r>
-        <w:t>Gra typu dinozaura google</w:t>
+        <w:t xml:space="preserve">Gra typu dinozaura </w:t>
+      </w:r>
+      <w:r>
+        <w:t>gogle</w:t>
+      </w:r>
+      <w:r>
+        <w:br/>
+      </w:r>
+      <w:r>
+        <w:drawing>
+          <wp:inline distT="0" distB="0" distL="0" distR="0" wp14:anchorId="6B872965" wp14:editId="2C27EA07">
+            <wp:extent cx="5760720" cy="5385900"/>
+            <wp:effectExtent l="0" t="0" r="0" b="0"/>
+            <wp:docPr id="1" name="Obraz 1"/>
+            <wp:cNvGraphicFramePr>
+              <a:graphicFrameLocks xmlns:a="http://schemas.openxmlformats.org/drawingml/2006/main" noChangeAspect="1"/>
+            </wp:cNvGraphicFramePr>
+            <a:graphic xmlns:a="http://schemas.openxmlformats.org/drawingml/2006/main">
+              <a:graphicData uri="http://schemas.openxmlformats.org/drawingml/2006/picture">
+                <pic:pic xmlns:pic="http://schemas.openxmlformats.org/drawingml/2006/picture">
+                  <pic:nvPicPr>
+                    <pic:cNvPr id="0" name=""/>
+                    <pic:cNvPicPr/>
+                  </pic:nvPicPr>
+                  <pic:blipFill>
+                    <a:blip r:embed="rId5"/>
+                    <a:stretch>
+                      <a:fillRect/>
+                    </a:stretch>
+                  </pic:blipFill>
+                  <pic:spPr>
+                    <a:xfrm>
+                      <a:off x="0" y="0"/>
+                      <a:ext cx="5760720" cy="5385900"/>
+                    </a:xfrm>
+                    <a:prstGeom prst="rect">
+                      <a:avLst/>
+                    </a:prstGeom>
+                  </pic:spPr>
+                </pic:pic>
+              </a:graphicData>
+            </a:graphic>
+          </wp:inline>
+        </w:drawing>
+      </w:r>
+    </w:p>
+    <w:p/>
+    <w:p>
+      <w:r>
+        <w:t>30.05-stworzenie planszy</w:t>
+      </w:r>
+    </w:p>
+    <w:p>
+      <w:r>
+        <w:t xml:space="preserve">31.05-narysowanie </w:t>
+      </w:r>
+      <w:proofErr w:type="spellStart"/>
+      <w:r>
+        <w:t>dinoazura</w:t>
+      </w:r>
+      <w:proofErr w:type="spellEnd"/>
+      <w:r>
+        <w:t xml:space="preserve"> i przeszkody( plus zmiana lokalizacji):</w:t>
+      </w:r>
+    </w:p>
+    <w:p>
+      <w:r>
+        <w:lastRenderedPageBreak/>
+        <w:drawing>
+          <wp:inline distT="0" distB="0" distL="0" distR="0" wp14:anchorId="0C5B3EBC" wp14:editId="0E1317B6">
+            <wp:extent cx="5760720" cy="5768069"/>
+            <wp:effectExtent l="0" t="0" r="0" b="0"/>
+            <wp:docPr id="2" name="Obraz 2"/>
+            <wp:cNvGraphicFramePr>
+              <a:graphicFrameLocks xmlns:a="http://schemas.openxmlformats.org/drawingml/2006/main" noChangeAspect="1"/>
+            </wp:cNvGraphicFramePr>
+            <a:graphic xmlns:a="http://schemas.openxmlformats.org/drawingml/2006/main">
+              <a:graphicData uri="http://schemas.openxmlformats.org/drawingml/2006/picture">
+                <pic:pic xmlns:pic="http://schemas.openxmlformats.org/drawingml/2006/picture">
+                  <pic:nvPicPr>
+                    <pic:cNvPr id="0" name=""/>
+                    <pic:cNvPicPr/>
+                  </pic:nvPicPr>
+                  <pic:blipFill>
+                    <a:blip r:embed="rId6"/>
+                    <a:stretch>
+                      <a:fillRect/>
+                    </a:stretch>
+                  </pic:blipFill>
+                  <pic:spPr>
+                    <a:xfrm>
+                      <a:off x="0" y="0"/>
+                      <a:ext cx="5760720" cy="5768069"/>
+                    </a:xfrm>
+                    <a:prstGeom prst="rect">
+                      <a:avLst/>
+                    </a:prstGeom>
+                  </pic:spPr>
+                </pic:pic>
+              </a:graphicData>
+            </a:graphic>
+          </wp:inline>
+        </w:drawing>
+      </w:r>
+    </w:p>
+    <w:p>
+      <w:r>
+        <w:drawing>
+          <wp:inline distT="0" distB="0" distL="0" distR="0" wp14:anchorId="02DFD268" wp14:editId="20E1BA58">
+            <wp:extent cx="5760720" cy="1852054"/>
+            <wp:effectExtent l="0" t="0" r="0" b="0"/>
+            <wp:docPr id="3" name="Obraz 3"/>
+            <wp:cNvGraphicFramePr>
+              <a:graphicFrameLocks xmlns:a="http://schemas.openxmlformats.org/drawingml/2006/main" noChangeAspect="1"/>
+            </wp:cNvGraphicFramePr>
+            <a:graphic xmlns:a="http://schemas.openxmlformats.org/drawingml/2006/main">
+              <a:graphicData uri="http://schemas.openxmlformats.org/drawingml/2006/picture">
+                <pic:pic xmlns:pic="http://schemas.openxmlformats.org/drawingml/2006/picture">
+                  <pic:nvPicPr>
+                    <pic:cNvPr id="0" name=""/>
+                    <pic:cNvPicPr/>
+                  </pic:nvPicPr>
+                  <pic:blipFill>
+                    <a:blip r:embed="rId7"/>
+                    <a:stretch>
+                      <a:fillRect/>
+                    </a:stretch>
+                  </pic:blipFill>
+                  <pic:spPr>
+                    <a:xfrm>
+                      <a:off x="0" y="0"/>
+                      <a:ext cx="5760720" cy="1852054"/>
+                    </a:xfrm>
+                    <a:prstGeom prst="rect">
+                      <a:avLst/>
+                    </a:prstGeom>
+                  </pic:spPr>
+                </pic:pic>
+              </a:graphicData>
+            </a:graphic>
+          </wp:inline>
+        </w:drawing>
       </w:r>
       <w:bookmarkStart w:id="0" w:name="_GoBack"/>
       <w:bookmarkEnd w:id="0"/>
+      <w:r>
+        <w:br/>
+      </w:r>
     </w:p>
+    <w:p/>
+    <w:p/>
     <w:sectPr>
       <w:pgSz w:w="11906" w:h="16838"/>
       <w:pgMar w:top="1417" w:right="1417" w:bottom="1417" w:left="1417" w:header="708" w:footer="708" w:gutter="0"/>
@@ -221,6 +367,36 @@
     <w:semiHidden/>
     <w:unhideWhenUsed/>
   </w:style>
+  <w:style w:type="paragraph" w:styleId="Tekstdymka">
+    <w:name w:val="Balloon Text"/>
+    <w:basedOn w:val="Normalny"/>
+    <w:link w:val="TekstdymkaZnak"/>
+    <w:uiPriority w:val="99"/>
+    <w:semiHidden/>
+    <w:unhideWhenUsed/>
+    <w:rsid w:val="00D34CA5"/>
+    <w:pPr>
+      <w:spacing w:after="0" w:line="240" w:lineRule="auto"/>
+    </w:pPr>
+    <w:rPr>
+      <w:rFonts w:ascii="Tahoma" w:hAnsi="Tahoma" w:cs="Tahoma"/>
+      <w:sz w:val="16"/>
+      <w:szCs w:val="16"/>
+    </w:rPr>
+  </w:style>
+  <w:style w:type="character" w:customStyle="1" w:styleId="TekstdymkaZnak">
+    <w:name w:val="Tekst dymka Znak"/>
+    <w:basedOn w:val="Domylnaczcionkaakapitu"/>
+    <w:link w:val="Tekstdymka"/>
+    <w:uiPriority w:val="99"/>
+    <w:semiHidden/>
+    <w:rsid w:val="00D34CA5"/>
+    <w:rPr>
+      <w:rFonts w:ascii="Tahoma" w:hAnsi="Tahoma" w:cs="Tahoma"/>
+      <w:sz w:val="16"/>
+      <w:szCs w:val="16"/>
+    </w:rPr>
+  </w:style>
 </w:styles>
 </file>
 

--- a/dokumentacja.docx
+++ b/dokumentacja.docx
@@ -25,9 +25,71 @@
         <w:t>gogle</w:t>
       </w:r>
       <w:r>
+        <w:t>:</w:t>
+      </w:r>
+    </w:p>
+    <w:p>
+      <w:proofErr w:type="spellStart"/>
+      <w:r>
+        <w:t>Postac</w:t>
+      </w:r>
+      <w:proofErr w:type="spellEnd"/>
+      <w:r>
+        <w:t xml:space="preserve"> jest na planszy</w:t>
+      </w:r>
+    </w:p>
+    <w:p>
+      <w:r>
+        <w:t>Przeszkody poruszają w kierunku dinozaura</w:t>
+      </w:r>
+    </w:p>
+    <w:p>
+      <w:r>
+        <w:t xml:space="preserve">Gracz musi skakać, aby </w:t>
+      </w:r>
+      <w:proofErr w:type="spellStart"/>
+      <w:r>
+        <w:t>unikac</w:t>
+      </w:r>
+      <w:proofErr w:type="spellEnd"/>
+      <w:r>
+        <w:t xml:space="preserve"> ich. Jeśli nie </w:t>
+      </w:r>
+      <w:proofErr w:type="spellStart"/>
+      <w:r>
+        <w:t>zdazy</w:t>
+      </w:r>
+      <w:proofErr w:type="spellEnd"/>
+      <w:r>
+        <w:t xml:space="preserve">, gra się </w:t>
+      </w:r>
+      <w:proofErr w:type="spellStart"/>
+      <w:r>
+        <w:t>konczy</w:t>
+      </w:r>
+      <w:proofErr w:type="spellEnd"/>
+      <w:r>
+        <w:t xml:space="preserve">. Za </w:t>
+      </w:r>
+      <w:proofErr w:type="spellStart"/>
+      <w:r>
+        <w:t>kazda</w:t>
+      </w:r>
+      <w:proofErr w:type="spellEnd"/>
+      <w:r>
+        <w:t xml:space="preserve"> sekundę dostaje się 1 pkt.</w:t>
+      </w:r>
+      <w:bookmarkStart w:id="0" w:name="_GoBack"/>
+      <w:bookmarkEnd w:id="0"/>
+    </w:p>
+    <w:p>
+      <w:r>
         <w:br/>
       </w:r>
       <w:r>
+        <w:rPr>
+          <w:noProof/>
+        </w:rPr>
         <w:drawing>
           <wp:inline distT="0" distB="0" distL="0" distR="0" wp14:anchorId="6B872965" wp14:editId="2C27EA07">
             <wp:extent cx="5760720" cy="5385900"/>
@@ -86,6 +148,9 @@
     </w:p>
     <w:p>
       <w:r>
+        <w:rPr>
+          <w:noProof/>
+        </w:rPr>
         <w:lastRenderedPageBreak/>
         <w:drawing>
           <wp:inline distT="0" distB="0" distL="0" distR="0" wp14:anchorId="0C5B3EBC" wp14:editId="0E1317B6">
@@ -126,6 +191,9 @@
     </w:p>
     <w:p>
       <w:r>
+        <w:rPr>
+          <w:noProof/>
+        </w:rPr>
         <w:drawing>
           <wp:inline distT="0" distB="0" distL="0" distR="0" wp14:anchorId="02DFD268" wp14:editId="20E1BA58">
             <wp:extent cx="5760720" cy="1852054"/>
@@ -162,8 +230,6 @@
           </wp:inline>
         </w:drawing>
       </w:r>
-      <w:bookmarkStart w:id="0" w:name="_GoBack"/>
-      <w:bookmarkEnd w:id="0"/>
       <w:r>
         <w:br/>
       </w:r>

--- a/dokumentacja.docx
+++ b/dokumentacja.docx
@@ -79,73 +79,39 @@
       <w:r>
         <w:t xml:space="preserve"> sekundę dostaje się 1 pkt.</w:t>
       </w:r>
+    </w:p>
+    <w:p>
+      <w:r>
+        <w:br/>
+      </w:r>
+    </w:p>
+    <w:p/>
+    <w:p>
+      <w:r>
+        <w:t>30.05-stworzenie planszy</w:t>
+      </w:r>
+    </w:p>
+    <w:p>
+      <w:r>
+        <w:t xml:space="preserve">31.05-narysowanie </w:t>
+      </w:r>
+      <w:proofErr w:type="spellStart"/>
+      <w:r>
+        <w:t>dinoazura</w:t>
+      </w:r>
+      <w:proofErr w:type="spellEnd"/>
+      <w:r>
+        <w:t xml:space="preserve"> i przeszkody( plus zmiana lokalizacji):</w:t>
+      </w:r>
+    </w:p>
+    <w:p>
+      <w:r>
+        <w:t>21.08-dodalem mechanikę skoku dinozaura</w:t>
+      </w:r>
       <w:bookmarkStart w:id="0" w:name="_GoBack"/>
       <w:bookmarkEnd w:id="0"/>
     </w:p>
-    <w:p>
-      <w:r>
-        <w:br/>
-      </w:r>
-      <w:r>
-        <w:rPr>
-          <w:noProof/>
-        </w:rPr>
-        <w:drawing>
-          <wp:inline distT="0" distB="0" distL="0" distR="0" wp14:anchorId="6B872965" wp14:editId="2C27EA07">
-            <wp:extent cx="5760720" cy="5385900"/>
-            <wp:effectExtent l="0" t="0" r="0" b="0"/>
-            <wp:docPr id="1" name="Obraz 1"/>
-            <wp:cNvGraphicFramePr>
-              <a:graphicFrameLocks xmlns:a="http://schemas.openxmlformats.org/drawingml/2006/main" noChangeAspect="1"/>
-            </wp:cNvGraphicFramePr>
-            <a:graphic xmlns:a="http://schemas.openxmlformats.org/drawingml/2006/main">
-              <a:graphicData uri="http://schemas.openxmlformats.org/drawingml/2006/picture">
-                <pic:pic xmlns:pic="http://schemas.openxmlformats.org/drawingml/2006/picture">
-                  <pic:nvPicPr>
-                    <pic:cNvPr id="0" name=""/>
-                    <pic:cNvPicPr/>
-                  </pic:nvPicPr>
-                  <pic:blipFill>
-                    <a:blip r:embed="rId5"/>
-                    <a:stretch>
-                      <a:fillRect/>
-                    </a:stretch>
-                  </pic:blipFill>
-                  <pic:spPr>
-                    <a:xfrm>
-                      <a:off x="0" y="0"/>
-                      <a:ext cx="5760720" cy="5385900"/>
-                    </a:xfrm>
-                    <a:prstGeom prst="rect">
-                      <a:avLst/>
-                    </a:prstGeom>
-                  </pic:spPr>
-                </pic:pic>
-              </a:graphicData>
-            </a:graphic>
-          </wp:inline>
-        </w:drawing>
-      </w:r>
-    </w:p>
     <w:p/>
-    <w:p>
-      <w:r>
-        <w:t>30.05-stworzenie planszy</w:t>
-      </w:r>
-    </w:p>
-    <w:p>
-      <w:r>
-        <w:t xml:space="preserve">31.05-narysowanie </w:t>
-      </w:r>
-      <w:proofErr w:type="spellStart"/>
-      <w:r>
-        <w:t>dinoazura</w:t>
-      </w:r>
-      <w:proofErr w:type="spellEnd"/>
-      <w:r>
-        <w:t xml:space="preserve"> i przeszkody( plus zmiana lokalizacji):</w:t>
-      </w:r>
-    </w:p>
     <w:p>
       <w:r>
         <w:rPr>
@@ -168,7 +134,7 @@
                     <pic:cNvPicPr/>
                   </pic:nvPicPr>
                   <pic:blipFill>
-                    <a:blip r:embed="rId6"/>
+                    <a:blip r:embed="rId5"/>
                     <a:stretch>
                       <a:fillRect/>
                     </a:stretch>
@@ -210,7 +176,7 @@
                     <pic:cNvPicPr/>
                   </pic:nvPicPr>
                   <pic:blipFill>
-                    <a:blip r:embed="rId7"/>
+                    <a:blip r:embed="rId6"/>
                     <a:stretch>
                       <a:fillRect/>
                     </a:stretch>

--- a/dokumentacja.docx
+++ b/dokumentacja.docx
@@ -107,6 +107,16 @@
     <w:p>
       <w:r>
         <w:t>21.08-dodalem mechanikę skoku dinozaura</w:t>
+      </w:r>
+    </w:p>
+    <w:p>
+      <w:r>
+        <w:t>25.08-Napis początkowy</w:t>
+      </w:r>
+    </w:p>
+    <w:p>
+      <w:r>
+        <w:t>26.08-Napis końcowy, podsumowanie + możliwość zagrania jeszcze raz</w:t>
       </w:r>
       <w:bookmarkStart w:id="0" w:name="_GoBack"/>
       <w:bookmarkEnd w:id="0"/>

--- a/dokumentacja.docx
+++ b/dokumentacja.docx
@@ -77,49 +77,76 @@
       </w:r>
       <w:proofErr w:type="spellEnd"/>
       <w:r>
-        <w:t xml:space="preserve"> sekundę dostaje się 1 pkt.</w:t>
-      </w:r>
-    </w:p>
-    <w:p>
-      <w:r>
-        <w:br/>
-      </w:r>
-    </w:p>
-    <w:p/>
-    <w:p>
-      <w:r>
-        <w:t>30.05-stworzenie planszy</w:t>
-      </w:r>
-    </w:p>
-    <w:p>
-      <w:r>
-        <w:t xml:space="preserve">31.05-narysowanie </w:t>
-      </w:r>
-      <w:proofErr w:type="spellStart"/>
-      <w:r>
-        <w:t>dinoazura</w:t>
-      </w:r>
-      <w:proofErr w:type="spellEnd"/>
-      <w:r>
-        <w:t xml:space="preserve"> i przeszkody( plus zmiana lokalizacji):</w:t>
-      </w:r>
-    </w:p>
-    <w:p>
-      <w:r>
-        <w:t>21.08-dodalem mechanikę skoku dinozaura</w:t>
-      </w:r>
-    </w:p>
-    <w:p>
-      <w:r>
-        <w:t>25.08-Napis początkowy</w:t>
-      </w:r>
-    </w:p>
-    <w:p>
-      <w:r>
-        <w:t>26.08-Napis końcowy, podsumowanie + możliwość zagrania jeszcze raz</w:t>
+        <w:t xml:space="preserve"> sekundę dostaje się 1</w:t>
+      </w:r>
+      <w:r>
+        <w:t>0</w:t>
       </w:r>
       <w:bookmarkStart w:id="0" w:name="_GoBack"/>
       <w:bookmarkEnd w:id="0"/>
+      <w:r>
+        <w:t xml:space="preserve"> pkt.</w:t>
+      </w:r>
+    </w:p>
+    <w:p>
+      <w:r>
+        <w:br/>
+      </w:r>
+    </w:p>
+    <w:p/>
+    <w:p>
+      <w:r>
+        <w:t>30.05-stworzenie planszy</w:t>
+      </w:r>
+    </w:p>
+    <w:p>
+      <w:r>
+        <w:t xml:space="preserve">31.05-narysowanie </w:t>
+      </w:r>
+      <w:proofErr w:type="spellStart"/>
+      <w:r>
+        <w:t>dinoazura</w:t>
+      </w:r>
+      <w:proofErr w:type="spellEnd"/>
+      <w:r>
+        <w:t xml:space="preserve"> i przeszkody( plus zmiana lokalizacji):</w:t>
+      </w:r>
+    </w:p>
+    <w:p>
+      <w:r>
+        <w:t>21.08-dodalem mechanikę skoku dinozaura</w:t>
+      </w:r>
+    </w:p>
+    <w:p>
+      <w:r>
+        <w:t>25.08-Napis początkowy</w:t>
+      </w:r>
+    </w:p>
+    <w:p>
+      <w:r>
+        <w:t>26.08-Napis końcowy, podsumowanie + możliwość zagrania jeszcze raz</w:t>
+      </w:r>
+    </w:p>
+    <w:p>
+      <w:r>
+        <w:t xml:space="preserve">27.08-dodalem szersze </w:t>
+      </w:r>
+      <w:proofErr w:type="spellStart"/>
+      <w:r>
+        <w:t>katusy</w:t>
+      </w:r>
+      <w:proofErr w:type="spellEnd"/>
+      <w:r>
+        <w:t xml:space="preserve">, </w:t>
+      </w:r>
+      <w:proofErr w:type="spellStart"/>
+      <w:r>
+        <w:t>zwiekszylem</w:t>
+      </w:r>
+      <w:proofErr w:type="spellEnd"/>
+      <w:r>
+        <w:t xml:space="preserve"> ilość na planszy</w:t>
+      </w:r>
     </w:p>
     <w:p/>
     <w:p>

--- a/dokumentacja.docx
+++ b/dokumentacja.docx
@@ -82,71 +82,76 @@
       <w:r>
         <w:t>0</w:t>
       </w:r>
+      <w:r>
+        <w:t xml:space="preserve"> pkt.</w:t>
+      </w:r>
+    </w:p>
+    <w:p>
+      <w:r>
+        <w:br/>
+      </w:r>
+    </w:p>
+    <w:p/>
+    <w:p>
+      <w:r>
+        <w:t>30.05-stworzenie planszy</w:t>
+      </w:r>
+    </w:p>
+    <w:p>
+      <w:r>
+        <w:t xml:space="preserve">31.05-narysowanie </w:t>
+      </w:r>
+      <w:proofErr w:type="spellStart"/>
+      <w:r>
+        <w:t>dinoazura</w:t>
+      </w:r>
+      <w:proofErr w:type="spellEnd"/>
+      <w:r>
+        <w:t xml:space="preserve"> i przeszkody( plus zmiana lokalizacji):</w:t>
+      </w:r>
+    </w:p>
+    <w:p>
+      <w:r>
+        <w:t>21.08-dodalem mechanikę skoku dinozaura</w:t>
+      </w:r>
+    </w:p>
+    <w:p>
+      <w:r>
+        <w:t>25.08-Napis początkowy</w:t>
+      </w:r>
+    </w:p>
+    <w:p>
+      <w:r>
+        <w:t>26.08-Napis końcowy, podsumowanie + możliwość zagrania jeszcze raz</w:t>
+      </w:r>
+    </w:p>
+    <w:p>
+      <w:r>
+        <w:t xml:space="preserve">27.08-dodalem szersze </w:t>
+      </w:r>
+      <w:proofErr w:type="spellStart"/>
+      <w:r>
+        <w:t>katusy</w:t>
+      </w:r>
+      <w:proofErr w:type="spellEnd"/>
+      <w:r>
+        <w:t xml:space="preserve">, </w:t>
+      </w:r>
+      <w:proofErr w:type="spellStart"/>
+      <w:r>
+        <w:t>zwiekszylem</w:t>
+      </w:r>
+      <w:proofErr w:type="spellEnd"/>
+      <w:r>
+        <w:t xml:space="preserve"> ilość na planszy</w:t>
+      </w:r>
+    </w:p>
+    <w:p>
+      <w:r>
+        <w:t>28.08-dodalem poziomy trudnosci</w:t>
+      </w:r>
       <w:bookmarkStart w:id="0" w:name="_GoBack"/>
       <w:bookmarkEnd w:id="0"/>
-      <w:r>
-        <w:t xml:space="preserve"> pkt.</w:t>
-      </w:r>
-    </w:p>
-    <w:p>
-      <w:r>
-        <w:br/>
-      </w:r>
-    </w:p>
-    <w:p/>
-    <w:p>
-      <w:r>
-        <w:t>30.05-stworzenie planszy</w:t>
-      </w:r>
-    </w:p>
-    <w:p>
-      <w:r>
-        <w:t xml:space="preserve">31.05-narysowanie </w:t>
-      </w:r>
-      <w:proofErr w:type="spellStart"/>
-      <w:r>
-        <w:t>dinoazura</w:t>
-      </w:r>
-      <w:proofErr w:type="spellEnd"/>
-      <w:r>
-        <w:t xml:space="preserve"> i przeszkody( plus zmiana lokalizacji):</w:t>
-      </w:r>
-    </w:p>
-    <w:p>
-      <w:r>
-        <w:t>21.08-dodalem mechanikę skoku dinozaura</w:t>
-      </w:r>
-    </w:p>
-    <w:p>
-      <w:r>
-        <w:t>25.08-Napis początkowy</w:t>
-      </w:r>
-    </w:p>
-    <w:p>
-      <w:r>
-        <w:t>26.08-Napis końcowy, podsumowanie + możliwość zagrania jeszcze raz</w:t>
-      </w:r>
-    </w:p>
-    <w:p>
-      <w:r>
-        <w:t xml:space="preserve">27.08-dodalem szersze </w:t>
-      </w:r>
-      <w:proofErr w:type="spellStart"/>
-      <w:r>
-        <w:t>katusy</w:t>
-      </w:r>
-      <w:proofErr w:type="spellEnd"/>
-      <w:r>
-        <w:t xml:space="preserve">, </w:t>
-      </w:r>
-      <w:proofErr w:type="spellStart"/>
-      <w:r>
-        <w:t>zwiekszylem</w:t>
-      </w:r>
-      <w:proofErr w:type="spellEnd"/>
-      <w:r>
-        <w:t xml:space="preserve"> ilość na planszy</w:t>
-      </w:r>
     </w:p>
     <w:p/>
     <w:p>

--- a/dokumentacja.docx
+++ b/dokumentacja.docx
@@ -148,7 +148,15 @@
     </w:p>
     <w:p>
       <w:r>
-        <w:t>28.08-dodalem poziomy trudnosci</w:t>
+        <w:t xml:space="preserve">28.08-dodalem poziomy </w:t>
+      </w:r>
+      <w:r>
+        <w:t>trudności</w:t>
+      </w:r>
+    </w:p>
+    <w:p>
+      <w:r>
+        <w:t>29.08-losowe odstępy pomiędzy kaktusami + nie mogę pojawić się obok siebie</w:t>
       </w:r>
       <w:bookmarkStart w:id="0" w:name="_GoBack"/>
       <w:bookmarkEnd w:id="0"/>

--- a/dokumentacja.docx
+++ b/dokumentacja.docx
@@ -157,6 +157,11 @@
     <w:p>
       <w:r>
         <w:t>29.08-losowe odstępy pomiędzy kaktusami + nie mogę pojawić się obok siebie</w:t>
+      </w:r>
+    </w:p>
+    <w:p>
+      <w:r>
+        <w:t>31.08-poziom trudności zależy od wyniku</w:t>
       </w:r>
       <w:bookmarkStart w:id="0" w:name="_GoBack"/>
       <w:bookmarkEnd w:id="0"/>

--- a/dokumentacja.docx
+++ b/dokumentacja.docx
@@ -162,6 +162,11 @@
     <w:p>
       <w:r>
         <w:t>31.08-poziom trudności zależy od wyniku</w:t>
+      </w:r>
+    </w:p>
+    <w:p>
+      <w:r>
+        <w:t>02.09-dodanie chmurek</w:t>
       </w:r>
       <w:bookmarkStart w:id="0" w:name="_GoBack"/>
       <w:bookmarkEnd w:id="0"/>
